--- a/data/ai_paras/AI_para_50.docx
+++ b/data/ai_paras/AI_para_50.docx
@@ -4,7 +4,7 @@
   <w:body>
     <w:p>
       <w:r>
-        <w:t>Ethics plays an integral role in shaping the success and credibility of corporate governance by establishing a foundation of trust and accountability within organizations. Ethical frameworks guide decision-making processes, ensuring that corporate actions align with societal expectations and stakeholder interests. This alignment not only enhances transparency and integrity but also drives long-term organizational sustainability and reputation. As businesses navigate an increasingly complex global landscape, future trends may include the integration of advanced technologies to monitor ethical compliance and the adoption of unified global ethical standards. These emerging issues highlight the ongoing evolution of corporate governance, underscoring the necessity for continuous adaptation and commitment to ethical principles to maintain stakeholder confidence and achieve sustainable business success.</w:t>
+        <w:t>In contrast, ethical governance practices in Asian countries often reflect cultural values that emphasize collective well-being and harmony. This cultural influence is evident in the philosophical underpinnings of corporate codes of conduct, where Asian corporations frequently incorporate deontological and virtue-based perspectives (Ref-f748354). Such approaches prioritize adherence to ethical duties and the cultivation of virtuous character traits, aligning corporate behavior with broader societal expectations. As a result, governance frameworks in these regions often stress the importance of maintaining social harmony and ensuring that business operations contribute positively to community welfare. This culturally informed approach highlights the necessity for corporations to adapt their governance strategies to reflect local ethical norms, thereby fostering trust and sustainable relationships with stakeholders (Ref-f748354).</w:t>
       </w:r>
     </w:p>
     <w:sectPr>
